--- a/Documentation/Development/TestingData.docx
+++ b/Documentation/Development/TestingData.docx
@@ -1,6 +1,6 @@
 
 <file path=word/document.xml><?xml version="1.0" encoding="utf-8"?>
-<w:document xmlns:wpc="http://schemas.microsoft.com/office/word/2010/wordprocessingCanvas" xmlns:cx="http://schemas.microsoft.com/office/drawing/2014/chartex" xmlns:cx1="http://schemas.microsoft.com/office/drawing/2015/9/8/chartex" xmlns:cx2="http://schemas.microsoft.com/office/drawing/2015/10/21/chartex" xmlns:cx3="http://schemas.microsoft.com/office/drawing/2016/5/9/chartex" xmlns:cx4="http://schemas.microsoft.com/office/drawing/2016/5/10/chartex" xmlns:cx5="http://schemas.microsoft.com/office/drawing/2016/5/11/chartex" xmlns:cx6="http://schemas.microsoft.com/office/drawing/2016/5/12/chartex" xmlns:cx7="http://schemas.microsoft.com/office/drawing/2016/5/13/chartex" xmlns:cx8="http://schemas.microsoft.com/office/drawing/2016/5/14/chartex" xmlns:mc="http://schemas.openxmlformats.org/markup-compatibility/2006" xmlns:aink="http://schemas.microsoft.com/office/drawing/2016/ink" xmlns:am3d="http://schemas.microsoft.com/office/drawing/2017/model3d" xmlns:o="urn:schemas-microsoft-com:office:office" xmlns:oel="http://schemas.microsoft.com/office/2019/extlst" xmlns:r="http://schemas.openxmlformats.org/officeDocument/2006/relationships" xmlns:m="http://schemas.openxmlformats.org/officeDocument/2006/math" xmlns:v="urn:schemas-microsoft-com:vml" xmlns:wp14="http://schemas.microsoft.com/office/word/2010/wordprocessingDrawing" xmlns:wp="http://schemas.openxmlformats.org/drawingml/2006/wordprocessingDrawing" xmlns:w10="urn:schemas-microsoft-com:office:word" xmlns:w="http://schemas.openxmlformats.org/wordprocessingml/2006/main" xmlns:w14="http://schemas.microsoft.com/office/word/2010/wordml" xmlns:w15="http://schemas.microsoft.com/office/word/2012/wordml" xmlns:w16cex="http://schemas.microsoft.com/office/word/2018/wordml/cex" xmlns:w16cid="http://schemas.microsoft.com/office/word/2016/wordml/cid" xmlns:w16="http://schemas.microsoft.com/office/word/2018/wordml" xmlns:w16sdtdh="http://schemas.microsoft.com/office/word/2020/wordml/sdtdatahash" xmlns:w16se="http://schemas.microsoft.com/office/word/2015/wordml/symex" xmlns:wpg="http://schemas.microsoft.com/office/word/2010/wordprocessingGroup" xmlns:wpi="http://schemas.microsoft.com/office/word/2010/wordprocessingInk" xmlns:wne="http://schemas.microsoft.com/office/word/2006/wordml" xmlns:wps="http://schemas.microsoft.com/office/word/2010/wordprocessingShape" mc:Ignorable="w14 w15 w16se w16cid w16 w16cex w16sdtdh wp14">
+<w:document xmlns:wpc="http://schemas.microsoft.com/office/word/2010/wordprocessingCanvas" xmlns:cx="http://schemas.microsoft.com/office/drawing/2014/chartex" xmlns:cx1="http://schemas.microsoft.com/office/drawing/2015/9/8/chartex" xmlns:cx2="http://schemas.microsoft.com/office/drawing/2015/10/21/chartex" xmlns:cx3="http://schemas.microsoft.com/office/drawing/2016/5/9/chartex" xmlns:cx4="http://schemas.microsoft.com/office/drawing/2016/5/10/chartex" xmlns:cx5="http://schemas.microsoft.com/office/drawing/2016/5/11/chartex" xmlns:cx6="http://schemas.microsoft.com/office/drawing/2016/5/12/chartex" xmlns:cx7="http://schemas.microsoft.com/office/drawing/2016/5/13/chartex" xmlns:cx8="http://schemas.microsoft.com/office/drawing/2016/5/14/chartex" xmlns:mc="http://schemas.openxmlformats.org/markup-compatibility/2006" xmlns:aink="http://schemas.microsoft.com/office/drawing/2016/ink" xmlns:am3d="http://schemas.microsoft.com/office/drawing/2017/model3d" xmlns:o="urn:schemas-microsoft-com:office:office" xmlns:oel="http://schemas.microsoft.com/office/2019/extlst" xmlns:r="http://schemas.openxmlformats.org/officeDocument/2006/relationships" xmlns:m="http://schemas.openxmlformats.org/officeDocument/2006/math" xmlns:v="urn:schemas-microsoft-com:vml" xmlns:wp14="http://schemas.microsoft.com/office/word/2010/wordprocessingDrawing" xmlns:wp="http://schemas.openxmlformats.org/drawingml/2006/wordprocessingDrawing" xmlns:w10="urn:schemas-microsoft-com:office:word" xmlns:w="http://schemas.openxmlformats.org/wordprocessingml/2006/main" xmlns:w14="http://schemas.microsoft.com/office/word/2010/wordml" xmlns:w15="http://schemas.microsoft.com/office/word/2012/wordml" xmlns:w16cex="http://schemas.microsoft.com/office/word/2018/wordml/cex" xmlns:w16cid="http://schemas.microsoft.com/office/word/2016/wordml/cid" xmlns:w16="http://schemas.microsoft.com/office/word/2018/wordml" xmlns:w16du="http://schemas.microsoft.com/office/word/2023/wordml/word16du" xmlns:w16sdtdh="http://schemas.microsoft.com/office/word/2020/wordml/sdtdatahash" xmlns:w16sdtfl="http://schemas.microsoft.com/office/word/2024/wordml/sdtformatlock" xmlns:w16se="http://schemas.microsoft.com/office/word/2015/wordml/symex" xmlns:wpg="http://schemas.microsoft.com/office/word/2010/wordprocessingGroup" xmlns:wpi="http://schemas.microsoft.com/office/word/2010/wordprocessingInk" xmlns:wne="http://schemas.microsoft.com/office/word/2006/wordml" xmlns:wps="http://schemas.microsoft.com/office/word/2010/wordprocessingShape" mc:Ignorable="w14 w15 w16se w16cid w16 w16cex w16sdtdh w16sdtfl w16du wp14">
   <w:body>
     <w:p>
       <w:pPr>
@@ -251,7 +251,13 @@
     <w:sdt>
       <w:sdtPr>
         <w:rPr>
-          <w:rFonts w:ascii="Bahnschrift" w:hAnsi="Bahnschrift"/>
+          <w:rFonts w:ascii="Bahnschrift" w:eastAsiaTheme="minorEastAsia" w:hAnsi="Bahnschrift" w:cstheme="minorBidi"/>
+          <w:b w:val="0"/>
+          <w:bCs w:val="0"/>
+          <w:caps w:val="0"/>
+          <w:spacing w:val="0"/>
+          <w:sz w:val="22"/>
+          <w:szCs w:val="22"/>
         </w:rPr>
         <w:id w:val="1552811003"/>
         <w:docPartObj>
@@ -259,15 +265,6 @@
           <w:docPartUnique/>
         </w:docPartObj>
       </w:sdtPr>
-      <w:sdtEndPr>
-        <w:rPr>
-          <w:rFonts w:eastAsiaTheme="minorEastAsia" w:cstheme="minorBidi"/>
-          <w:caps w:val="0"/>
-          <w:spacing w:val="0"/>
-          <w:sz w:val="22"/>
-          <w:szCs w:val="22"/>
-        </w:rPr>
-      </w:sdtEndPr>
       <w:sdtContent>
         <w:p>
           <w:pPr>
@@ -383,7 +380,7 @@
                 <w:noProof/>
                 <w:webHidden/>
               </w:rPr>
-              <w:t>3</w:t>
+              <w:t>2</w:t>
             </w:r>
             <w:r>
               <w:rPr>
@@ -460,7 +457,7 @@
                 <w:noProof/>
                 <w:webHidden/>
               </w:rPr>
-              <w:t>3</w:t>
+              <w:t>2</w:t>
             </w:r>
             <w:r>
               <w:rPr>
@@ -537,7 +534,7 @@
                 <w:noProof/>
                 <w:webHidden/>
               </w:rPr>
-              <w:t>7</w:t>
+              <w:t>6</w:t>
             </w:r>
             <w:r>
               <w:rPr>
@@ -614,7 +611,7 @@
                 <w:noProof/>
                 <w:webHidden/>
               </w:rPr>
-              <w:t>9</w:t>
+              <w:t>8</w:t>
             </w:r>
             <w:r>
               <w:rPr>
@@ -691,7 +688,7 @@
                 <w:noProof/>
                 <w:webHidden/>
               </w:rPr>
-              <w:t>10</w:t>
+              <w:t>9</w:t>
             </w:r>
             <w:r>
               <w:rPr>
@@ -768,7 +765,7 @@
                 <w:noProof/>
                 <w:webHidden/>
               </w:rPr>
-              <w:t>10</w:t>
+              <w:t>9</w:t>
             </w:r>
             <w:r>
               <w:rPr>
@@ -845,7 +842,7 @@
                 <w:noProof/>
                 <w:webHidden/>
               </w:rPr>
-              <w:t>10</w:t>
+              <w:t>9</w:t>
             </w:r>
             <w:r>
               <w:rPr>
@@ -2060,7 +2057,7 @@
 </file>
 
 <file path=word/endnotes.xml><?xml version="1.0" encoding="utf-8"?>
-<w:endnotes xmlns:wpc="http://schemas.microsoft.com/office/word/2010/wordprocessingCanvas" xmlns:cx="http://schemas.microsoft.com/office/drawing/2014/chartex" xmlns:cx1="http://schemas.microsoft.com/office/drawing/2015/9/8/chartex" xmlns:cx2="http://schemas.microsoft.com/office/drawing/2015/10/21/chartex" xmlns:cx3="http://schemas.microsoft.com/office/drawing/2016/5/9/chartex" xmlns:cx4="http://schemas.microsoft.com/office/drawing/2016/5/10/chartex" xmlns:cx5="http://schemas.microsoft.com/office/drawing/2016/5/11/chartex" xmlns:cx6="http://schemas.microsoft.com/office/drawing/2016/5/12/chartex" xmlns:cx7="http://schemas.microsoft.com/office/drawing/2016/5/13/chartex" xmlns:cx8="http://schemas.microsoft.com/office/drawing/2016/5/14/chartex" xmlns:mc="http://schemas.openxmlformats.org/markup-compatibility/2006" xmlns:aink="http://schemas.microsoft.com/office/drawing/2016/ink" xmlns:am3d="http://schemas.microsoft.com/office/drawing/2017/model3d" xmlns:o="urn:schemas-microsoft-com:office:office" xmlns:oel="http://schemas.microsoft.com/office/2019/extlst" xmlns:r="http://schemas.openxmlformats.org/officeDocument/2006/relationships" xmlns:m="http://schemas.openxmlformats.org/officeDocument/2006/math" xmlns:v="urn:schemas-microsoft-com:vml" xmlns:wp14="http://schemas.microsoft.com/office/word/2010/wordprocessingDrawing" xmlns:wp="http://schemas.openxmlformats.org/drawingml/2006/wordprocessingDrawing" xmlns:w10="urn:schemas-microsoft-com:office:word" xmlns:w="http://schemas.openxmlformats.org/wordprocessingml/2006/main" xmlns:w14="http://schemas.microsoft.com/office/word/2010/wordml" xmlns:w15="http://schemas.microsoft.com/office/word/2012/wordml" xmlns:w16cex="http://schemas.microsoft.com/office/word/2018/wordml/cex" xmlns:w16cid="http://schemas.microsoft.com/office/word/2016/wordml/cid" xmlns:w16="http://schemas.microsoft.com/office/word/2018/wordml" xmlns:w16sdtdh="http://schemas.microsoft.com/office/word/2020/wordml/sdtdatahash" xmlns:w16se="http://schemas.microsoft.com/office/word/2015/wordml/symex" xmlns:wpg="http://schemas.microsoft.com/office/word/2010/wordprocessingGroup" xmlns:wpi="http://schemas.microsoft.com/office/word/2010/wordprocessingInk" xmlns:wne="http://schemas.microsoft.com/office/word/2006/wordml" xmlns:wps="http://schemas.microsoft.com/office/word/2010/wordprocessingShape" mc:Ignorable="w14 w15 w16se w16cid w16 w16cex w16sdtdh wp14">
+<w:endnotes xmlns:wpc="http://schemas.microsoft.com/office/word/2010/wordprocessingCanvas" xmlns:cx="http://schemas.microsoft.com/office/drawing/2014/chartex" xmlns:cx1="http://schemas.microsoft.com/office/drawing/2015/9/8/chartex" xmlns:cx2="http://schemas.microsoft.com/office/drawing/2015/10/21/chartex" xmlns:cx3="http://schemas.microsoft.com/office/drawing/2016/5/9/chartex" xmlns:cx4="http://schemas.microsoft.com/office/drawing/2016/5/10/chartex" xmlns:cx5="http://schemas.microsoft.com/office/drawing/2016/5/11/chartex" xmlns:cx6="http://schemas.microsoft.com/office/drawing/2016/5/12/chartex" xmlns:cx7="http://schemas.microsoft.com/office/drawing/2016/5/13/chartex" xmlns:cx8="http://schemas.microsoft.com/office/drawing/2016/5/14/chartex" xmlns:mc="http://schemas.openxmlformats.org/markup-compatibility/2006" xmlns:aink="http://schemas.microsoft.com/office/drawing/2016/ink" xmlns:am3d="http://schemas.microsoft.com/office/drawing/2017/model3d" xmlns:o="urn:schemas-microsoft-com:office:office" xmlns:oel="http://schemas.microsoft.com/office/2019/extlst" xmlns:r="http://schemas.openxmlformats.org/officeDocument/2006/relationships" xmlns:m="http://schemas.openxmlformats.org/officeDocument/2006/math" xmlns:v="urn:schemas-microsoft-com:vml" xmlns:wp14="http://schemas.microsoft.com/office/word/2010/wordprocessingDrawing" xmlns:wp="http://schemas.openxmlformats.org/drawingml/2006/wordprocessingDrawing" xmlns:w10="urn:schemas-microsoft-com:office:word" xmlns:w="http://schemas.openxmlformats.org/wordprocessingml/2006/main" xmlns:w14="http://schemas.microsoft.com/office/word/2010/wordml" xmlns:w15="http://schemas.microsoft.com/office/word/2012/wordml" xmlns:w16cex="http://schemas.microsoft.com/office/word/2018/wordml/cex" xmlns:w16cid="http://schemas.microsoft.com/office/word/2016/wordml/cid" xmlns:w16="http://schemas.microsoft.com/office/word/2018/wordml" xmlns:w16du="http://schemas.microsoft.com/office/word/2023/wordml/word16du" xmlns:w16sdtdh="http://schemas.microsoft.com/office/word/2020/wordml/sdtdatahash" xmlns:w16sdtfl="http://schemas.microsoft.com/office/word/2024/wordml/sdtformatlock" xmlns:w16se="http://schemas.microsoft.com/office/word/2015/wordml/symex" xmlns:wpg="http://schemas.microsoft.com/office/word/2010/wordprocessingGroup" xmlns:wpi="http://schemas.microsoft.com/office/word/2010/wordprocessingInk" xmlns:wne="http://schemas.microsoft.com/office/word/2006/wordml" xmlns:wps="http://schemas.microsoft.com/office/word/2010/wordprocessingShape" mc:Ignorable="w14 w15 w16se w16cid w16 w16cex w16sdtdh w16sdtfl w16du wp14">
   <w:endnote w:type="separator" w:id="-1">
     <w:p>
       <w:pPr>
@@ -2085,7 +2082,7 @@
 </file>
 
 <file path=word/footer1.xml><?xml version="1.0" encoding="utf-8"?>
-<w:ftr xmlns:wpc="http://schemas.microsoft.com/office/word/2010/wordprocessingCanvas" xmlns:cx="http://schemas.microsoft.com/office/drawing/2014/chartex" xmlns:cx1="http://schemas.microsoft.com/office/drawing/2015/9/8/chartex" xmlns:cx2="http://schemas.microsoft.com/office/drawing/2015/10/21/chartex" xmlns:cx3="http://schemas.microsoft.com/office/drawing/2016/5/9/chartex" xmlns:cx4="http://schemas.microsoft.com/office/drawing/2016/5/10/chartex" xmlns:cx5="http://schemas.microsoft.com/office/drawing/2016/5/11/chartex" xmlns:cx6="http://schemas.microsoft.com/office/drawing/2016/5/12/chartex" xmlns:cx7="http://schemas.microsoft.com/office/drawing/2016/5/13/chartex" xmlns:cx8="http://schemas.microsoft.com/office/drawing/2016/5/14/chartex" xmlns:mc="http://schemas.openxmlformats.org/markup-compatibility/2006" xmlns:aink="http://schemas.microsoft.com/office/drawing/2016/ink" xmlns:am3d="http://schemas.microsoft.com/office/drawing/2017/model3d" xmlns:o="urn:schemas-microsoft-com:office:office" xmlns:oel="http://schemas.microsoft.com/office/2019/extlst" xmlns:r="http://schemas.openxmlformats.org/officeDocument/2006/relationships" xmlns:m="http://schemas.openxmlformats.org/officeDocument/2006/math" xmlns:v="urn:schemas-microsoft-com:vml" xmlns:wp14="http://schemas.microsoft.com/office/word/2010/wordprocessingDrawing" xmlns:wp="http://schemas.openxmlformats.org/drawingml/2006/wordprocessingDrawing" xmlns:w10="urn:schemas-microsoft-com:office:word" xmlns:w="http://schemas.openxmlformats.org/wordprocessingml/2006/main" xmlns:w14="http://schemas.microsoft.com/office/word/2010/wordml" xmlns:w15="http://schemas.microsoft.com/office/word/2012/wordml" xmlns:w16cex="http://schemas.microsoft.com/office/word/2018/wordml/cex" xmlns:w16cid="http://schemas.microsoft.com/office/word/2016/wordml/cid" xmlns:w16="http://schemas.microsoft.com/office/word/2018/wordml" xmlns:w16sdtdh="http://schemas.microsoft.com/office/word/2020/wordml/sdtdatahash" xmlns:w16se="http://schemas.microsoft.com/office/word/2015/wordml/symex" xmlns:wpg="http://schemas.microsoft.com/office/word/2010/wordprocessingGroup" xmlns:wpi="http://schemas.microsoft.com/office/word/2010/wordprocessingInk" xmlns:wne="http://schemas.microsoft.com/office/word/2006/wordml" xmlns:wps="http://schemas.microsoft.com/office/word/2010/wordprocessingShape" mc:Ignorable="w14 w15 w16se w16cid w16 w16cex w16sdtdh wp14">
+<w:ftr xmlns:wpc="http://schemas.microsoft.com/office/word/2010/wordprocessingCanvas" xmlns:cx="http://schemas.microsoft.com/office/drawing/2014/chartex" xmlns:cx1="http://schemas.microsoft.com/office/drawing/2015/9/8/chartex" xmlns:cx2="http://schemas.microsoft.com/office/drawing/2015/10/21/chartex" xmlns:cx3="http://schemas.microsoft.com/office/drawing/2016/5/9/chartex" xmlns:cx4="http://schemas.microsoft.com/office/drawing/2016/5/10/chartex" xmlns:cx5="http://schemas.microsoft.com/office/drawing/2016/5/11/chartex" xmlns:cx6="http://schemas.microsoft.com/office/drawing/2016/5/12/chartex" xmlns:cx7="http://schemas.microsoft.com/office/drawing/2016/5/13/chartex" xmlns:cx8="http://schemas.microsoft.com/office/drawing/2016/5/14/chartex" xmlns:mc="http://schemas.openxmlformats.org/markup-compatibility/2006" xmlns:aink="http://schemas.microsoft.com/office/drawing/2016/ink" xmlns:am3d="http://schemas.microsoft.com/office/drawing/2017/model3d" xmlns:o="urn:schemas-microsoft-com:office:office" xmlns:oel="http://schemas.microsoft.com/office/2019/extlst" xmlns:r="http://schemas.openxmlformats.org/officeDocument/2006/relationships" xmlns:m="http://schemas.openxmlformats.org/officeDocument/2006/math" xmlns:v="urn:schemas-microsoft-com:vml" xmlns:wp14="http://schemas.microsoft.com/office/word/2010/wordprocessingDrawing" xmlns:wp="http://schemas.openxmlformats.org/drawingml/2006/wordprocessingDrawing" xmlns:w10="urn:schemas-microsoft-com:office:word" xmlns:w="http://schemas.openxmlformats.org/wordprocessingml/2006/main" xmlns:w14="http://schemas.microsoft.com/office/word/2010/wordml" xmlns:w15="http://schemas.microsoft.com/office/word/2012/wordml" xmlns:w16cex="http://schemas.microsoft.com/office/word/2018/wordml/cex" xmlns:w16cid="http://schemas.microsoft.com/office/word/2016/wordml/cid" xmlns:w16="http://schemas.microsoft.com/office/word/2018/wordml" xmlns:w16du="http://schemas.microsoft.com/office/word/2023/wordml/word16du" xmlns:w16sdtdh="http://schemas.microsoft.com/office/word/2020/wordml/sdtdatahash" xmlns:w16sdtfl="http://schemas.microsoft.com/office/word/2024/wordml/sdtformatlock" xmlns:w16se="http://schemas.microsoft.com/office/word/2015/wordml/symex" xmlns:wpg="http://schemas.microsoft.com/office/word/2010/wordprocessingGroup" xmlns:wpi="http://schemas.microsoft.com/office/word/2010/wordprocessingInk" xmlns:wne="http://schemas.microsoft.com/office/word/2006/wordml" xmlns:wps="http://schemas.microsoft.com/office/word/2010/wordprocessingShape" mc:Ignorable="w14 w15 w16se w16cid w16 w16cex w16sdtdh w16sdtfl w16du wp14">
   <w:sdt>
     <w:sdtPr>
       <w:id w:val="684177430"/>
@@ -2133,7 +2130,7 @@
 </file>
 
 <file path=word/footnotes.xml><?xml version="1.0" encoding="utf-8"?>
-<w:footnotes xmlns:wpc="http://schemas.microsoft.com/office/word/2010/wordprocessingCanvas" xmlns:cx="http://schemas.microsoft.com/office/drawing/2014/chartex" xmlns:cx1="http://schemas.microsoft.com/office/drawing/2015/9/8/chartex" xmlns:cx2="http://schemas.microsoft.com/office/drawing/2015/10/21/chartex" xmlns:cx3="http://schemas.microsoft.com/office/drawing/2016/5/9/chartex" xmlns:cx4="http://schemas.microsoft.com/office/drawing/2016/5/10/chartex" xmlns:cx5="http://schemas.microsoft.com/office/drawing/2016/5/11/chartex" xmlns:cx6="http://schemas.microsoft.com/office/drawing/2016/5/12/chartex" xmlns:cx7="http://schemas.microsoft.com/office/drawing/2016/5/13/chartex" xmlns:cx8="http://schemas.microsoft.com/office/drawing/2016/5/14/chartex" xmlns:mc="http://schemas.openxmlformats.org/markup-compatibility/2006" xmlns:aink="http://schemas.microsoft.com/office/drawing/2016/ink" xmlns:am3d="http://schemas.microsoft.com/office/drawing/2017/model3d" xmlns:o="urn:schemas-microsoft-com:office:office" xmlns:oel="http://schemas.microsoft.com/office/2019/extlst" xmlns:r="http://schemas.openxmlformats.org/officeDocument/2006/relationships" xmlns:m="http://schemas.openxmlformats.org/officeDocument/2006/math" xmlns:v="urn:schemas-microsoft-com:vml" xmlns:wp14="http://schemas.microsoft.com/office/word/2010/wordprocessingDrawing" xmlns:wp="http://schemas.openxmlformats.org/drawingml/2006/wordprocessingDrawing" xmlns:w10="urn:schemas-microsoft-com:office:word" xmlns:w="http://schemas.openxmlformats.org/wordprocessingml/2006/main" xmlns:w14="http://schemas.microsoft.com/office/word/2010/wordml" xmlns:w15="http://schemas.microsoft.com/office/word/2012/wordml" xmlns:w16cex="http://schemas.microsoft.com/office/word/2018/wordml/cex" xmlns:w16cid="http://schemas.microsoft.com/office/word/2016/wordml/cid" xmlns:w16="http://schemas.microsoft.com/office/word/2018/wordml" xmlns:w16sdtdh="http://schemas.microsoft.com/office/word/2020/wordml/sdtdatahash" xmlns:w16se="http://schemas.microsoft.com/office/word/2015/wordml/symex" xmlns:wpg="http://schemas.microsoft.com/office/word/2010/wordprocessingGroup" xmlns:wpi="http://schemas.microsoft.com/office/word/2010/wordprocessingInk" xmlns:wne="http://schemas.microsoft.com/office/word/2006/wordml" xmlns:wps="http://schemas.microsoft.com/office/word/2010/wordprocessingShape" mc:Ignorable="w14 w15 w16se w16cid w16 w16cex w16sdtdh wp14">
+<w:footnotes xmlns:wpc="http://schemas.microsoft.com/office/word/2010/wordprocessingCanvas" xmlns:cx="http://schemas.microsoft.com/office/drawing/2014/chartex" xmlns:cx1="http://schemas.microsoft.com/office/drawing/2015/9/8/chartex" xmlns:cx2="http://schemas.microsoft.com/office/drawing/2015/10/21/chartex" xmlns:cx3="http://schemas.microsoft.com/office/drawing/2016/5/9/chartex" xmlns:cx4="http://schemas.microsoft.com/office/drawing/2016/5/10/chartex" xmlns:cx5="http://schemas.microsoft.com/office/drawing/2016/5/11/chartex" xmlns:cx6="http://schemas.microsoft.com/office/drawing/2016/5/12/chartex" xmlns:cx7="http://schemas.microsoft.com/office/drawing/2016/5/13/chartex" xmlns:cx8="http://schemas.microsoft.com/office/drawing/2016/5/14/chartex" xmlns:mc="http://schemas.openxmlformats.org/markup-compatibility/2006" xmlns:aink="http://schemas.microsoft.com/office/drawing/2016/ink" xmlns:am3d="http://schemas.microsoft.com/office/drawing/2017/model3d" xmlns:o="urn:schemas-microsoft-com:office:office" xmlns:oel="http://schemas.microsoft.com/office/2019/extlst" xmlns:r="http://schemas.openxmlformats.org/officeDocument/2006/relationships" xmlns:m="http://schemas.openxmlformats.org/officeDocument/2006/math" xmlns:v="urn:schemas-microsoft-com:vml" xmlns:wp14="http://schemas.microsoft.com/office/word/2010/wordprocessingDrawing" xmlns:wp="http://schemas.openxmlformats.org/drawingml/2006/wordprocessingDrawing" xmlns:w10="urn:schemas-microsoft-com:office:word" xmlns:w="http://schemas.openxmlformats.org/wordprocessingml/2006/main" xmlns:w14="http://schemas.microsoft.com/office/word/2010/wordml" xmlns:w15="http://schemas.microsoft.com/office/word/2012/wordml" xmlns:w16cex="http://schemas.microsoft.com/office/word/2018/wordml/cex" xmlns:w16cid="http://schemas.microsoft.com/office/word/2016/wordml/cid" xmlns:w16="http://schemas.microsoft.com/office/word/2018/wordml" xmlns:w16du="http://schemas.microsoft.com/office/word/2023/wordml/word16du" xmlns:w16sdtdh="http://schemas.microsoft.com/office/word/2020/wordml/sdtdatahash" xmlns:w16sdtfl="http://schemas.microsoft.com/office/word/2024/wordml/sdtformatlock" xmlns:w16se="http://schemas.microsoft.com/office/word/2015/wordml/symex" xmlns:wpg="http://schemas.microsoft.com/office/word/2010/wordprocessingGroup" xmlns:wpi="http://schemas.microsoft.com/office/word/2010/wordprocessingInk" xmlns:wne="http://schemas.microsoft.com/office/word/2006/wordml" xmlns:wps="http://schemas.microsoft.com/office/word/2010/wordprocessingShape" mc:Ignorable="w14 w15 w16se w16cid w16 w16cex w16sdtdh w16sdtfl w16du wp14">
   <w:footnote w:type="separator" w:id="-1">
     <w:p>
       <w:pPr>
@@ -2158,7 +2155,7 @@
 </file>
 
 <file path=word/header1.xml><?xml version="1.0" encoding="utf-8"?>
-<w:hdr xmlns:wpc="http://schemas.microsoft.com/office/word/2010/wordprocessingCanvas" xmlns:cx="http://schemas.microsoft.com/office/drawing/2014/chartex" xmlns:cx1="http://schemas.microsoft.com/office/drawing/2015/9/8/chartex" xmlns:cx2="http://schemas.microsoft.com/office/drawing/2015/10/21/chartex" xmlns:cx3="http://schemas.microsoft.com/office/drawing/2016/5/9/chartex" xmlns:cx4="http://schemas.microsoft.com/office/drawing/2016/5/10/chartex" xmlns:cx5="http://schemas.microsoft.com/office/drawing/2016/5/11/chartex" xmlns:cx6="http://schemas.microsoft.com/office/drawing/2016/5/12/chartex" xmlns:cx7="http://schemas.microsoft.com/office/drawing/2016/5/13/chartex" xmlns:cx8="http://schemas.microsoft.com/office/drawing/2016/5/14/chartex" xmlns:mc="http://schemas.openxmlformats.org/markup-compatibility/2006" xmlns:aink="http://schemas.microsoft.com/office/drawing/2016/ink" xmlns:am3d="http://schemas.microsoft.com/office/drawing/2017/model3d" xmlns:o="urn:schemas-microsoft-com:office:office" xmlns:oel="http://schemas.microsoft.com/office/2019/extlst" xmlns:r="http://schemas.openxmlformats.org/officeDocument/2006/relationships" xmlns:m="http://schemas.openxmlformats.org/officeDocument/2006/math" xmlns:v="urn:schemas-microsoft-com:vml" xmlns:wp14="http://schemas.microsoft.com/office/word/2010/wordprocessingDrawing" xmlns:wp="http://schemas.openxmlformats.org/drawingml/2006/wordprocessingDrawing" xmlns:w10="urn:schemas-microsoft-com:office:word" xmlns:w="http://schemas.openxmlformats.org/wordprocessingml/2006/main" xmlns:w14="http://schemas.microsoft.com/office/word/2010/wordml" xmlns:w15="http://schemas.microsoft.com/office/word/2012/wordml" xmlns:w16cex="http://schemas.microsoft.com/office/word/2018/wordml/cex" xmlns:w16cid="http://schemas.microsoft.com/office/word/2016/wordml/cid" xmlns:w16="http://schemas.microsoft.com/office/word/2018/wordml" xmlns:w16sdtdh="http://schemas.microsoft.com/office/word/2020/wordml/sdtdatahash" xmlns:w16se="http://schemas.microsoft.com/office/word/2015/wordml/symex" xmlns:wpg="http://schemas.microsoft.com/office/word/2010/wordprocessingGroup" xmlns:wpi="http://schemas.microsoft.com/office/word/2010/wordprocessingInk" xmlns:wne="http://schemas.microsoft.com/office/word/2006/wordml" xmlns:wps="http://schemas.microsoft.com/office/word/2010/wordprocessingShape" mc:Ignorable="w14 w15 w16se w16cid w16 w16cex w16sdtdh wp14">
+<w:hdr xmlns:wpc="http://schemas.microsoft.com/office/word/2010/wordprocessingCanvas" xmlns:cx="http://schemas.microsoft.com/office/drawing/2014/chartex" xmlns:cx1="http://schemas.microsoft.com/office/drawing/2015/9/8/chartex" xmlns:cx2="http://schemas.microsoft.com/office/drawing/2015/10/21/chartex" xmlns:cx3="http://schemas.microsoft.com/office/drawing/2016/5/9/chartex" xmlns:cx4="http://schemas.microsoft.com/office/drawing/2016/5/10/chartex" xmlns:cx5="http://schemas.microsoft.com/office/drawing/2016/5/11/chartex" xmlns:cx6="http://schemas.microsoft.com/office/drawing/2016/5/12/chartex" xmlns:cx7="http://schemas.microsoft.com/office/drawing/2016/5/13/chartex" xmlns:cx8="http://schemas.microsoft.com/office/drawing/2016/5/14/chartex" xmlns:mc="http://schemas.openxmlformats.org/markup-compatibility/2006" xmlns:aink="http://schemas.microsoft.com/office/drawing/2016/ink" xmlns:am3d="http://schemas.microsoft.com/office/drawing/2017/model3d" xmlns:o="urn:schemas-microsoft-com:office:office" xmlns:oel="http://schemas.microsoft.com/office/2019/extlst" xmlns:r="http://schemas.openxmlformats.org/officeDocument/2006/relationships" xmlns:m="http://schemas.openxmlformats.org/officeDocument/2006/math" xmlns:v="urn:schemas-microsoft-com:vml" xmlns:wp14="http://schemas.microsoft.com/office/word/2010/wordprocessingDrawing" xmlns:wp="http://schemas.openxmlformats.org/drawingml/2006/wordprocessingDrawing" xmlns:w10="urn:schemas-microsoft-com:office:word" xmlns:w="http://schemas.openxmlformats.org/wordprocessingml/2006/main" xmlns:w14="http://schemas.microsoft.com/office/word/2010/wordml" xmlns:w15="http://schemas.microsoft.com/office/word/2012/wordml" xmlns:w16cex="http://schemas.microsoft.com/office/word/2018/wordml/cex" xmlns:w16cid="http://schemas.microsoft.com/office/word/2016/wordml/cid" xmlns:w16="http://schemas.microsoft.com/office/word/2018/wordml" xmlns:w16du="http://schemas.microsoft.com/office/word/2023/wordml/word16du" xmlns:w16sdtdh="http://schemas.microsoft.com/office/word/2020/wordml/sdtdatahash" xmlns:w16sdtfl="http://schemas.microsoft.com/office/word/2024/wordml/sdtformatlock" xmlns:w16se="http://schemas.microsoft.com/office/word/2015/wordml/symex" xmlns:wpg="http://schemas.microsoft.com/office/word/2010/wordprocessingGroup" xmlns:wpi="http://schemas.microsoft.com/office/word/2010/wordprocessingInk" xmlns:wne="http://schemas.microsoft.com/office/word/2006/wordml" xmlns:wps="http://schemas.microsoft.com/office/word/2010/wordprocessingShape" mc:Ignorable="w14 w15 w16se w16cid w16 w16cex w16sdtdh w16sdtfl w16du wp14">
   <w:p>
     <w:pPr>
       <w:pStyle w:val="Header"/>
@@ -2185,7 +2182,7 @@
 </file>
 
 <file path=word/styles.xml><?xml version="1.0" encoding="utf-8"?>
-<w:styles xmlns:mc="http://schemas.openxmlformats.org/markup-compatibility/2006" xmlns:r="http://schemas.openxmlformats.org/officeDocument/2006/relationships" xmlns:w="http://schemas.openxmlformats.org/wordprocessingml/2006/main" xmlns:w14="http://schemas.microsoft.com/office/word/2010/wordml" xmlns:w15="http://schemas.microsoft.com/office/word/2012/wordml" xmlns:w16cex="http://schemas.microsoft.com/office/word/2018/wordml/cex" xmlns:w16cid="http://schemas.microsoft.com/office/word/2016/wordml/cid" xmlns:w16="http://schemas.microsoft.com/office/word/2018/wordml" xmlns:w16sdtdh="http://schemas.microsoft.com/office/word/2020/wordml/sdtdatahash" xmlns:w16se="http://schemas.microsoft.com/office/word/2015/wordml/symex" mc:Ignorable="w14 w15 w16se w16cid w16 w16cex w16sdtdh">
+<w:styles xmlns:mc="http://schemas.openxmlformats.org/markup-compatibility/2006" xmlns:r="http://schemas.openxmlformats.org/officeDocument/2006/relationships" xmlns:w="http://schemas.openxmlformats.org/wordprocessingml/2006/main" xmlns:w14="http://schemas.microsoft.com/office/word/2010/wordml" xmlns:w15="http://schemas.microsoft.com/office/word/2012/wordml" xmlns:w16cex="http://schemas.microsoft.com/office/word/2018/wordml/cex" xmlns:w16cid="http://schemas.microsoft.com/office/word/2016/wordml/cid" xmlns:w16="http://schemas.microsoft.com/office/word/2018/wordml" xmlns:w16du="http://schemas.microsoft.com/office/word/2023/wordml/word16du" xmlns:w16sdtdh="http://schemas.microsoft.com/office/word/2020/wordml/sdtdatahash" xmlns:w16sdtfl="http://schemas.microsoft.com/office/word/2024/wordml/sdtformatlock" xmlns:w16se="http://schemas.microsoft.com/office/word/2015/wordml/symex" mc:Ignorable="w14 w15 w16se w16cid w16 w16cex w16sdtdh w16sdtfl w16du">
   <w:docDefaults>
     <w:rPrDefault>
       <w:rPr>
@@ -2791,6 +2788,7 @@
   <w:style w:type="character" w:default="1" w:styleId="DefaultParagraphFont">
     <w:name w:val="Default Paragraph Font"/>
     <w:uiPriority w:val="1"/>
+    <w:semiHidden/>
     <w:unhideWhenUsed/>
   </w:style>
   <w:style w:type="table" w:default="1" w:styleId="TableNormal">
